--- a/SushilKumar Q3 M10-11 Practicle.docx
+++ b/SushilKumar Q3 M10-11 Practicle.docx
@@ -3,7 +3,248 @@
 <w:document xmlns:wpc="http://schemas.microsoft.com/office/word/2010/wordprocessingCanvas" xmlns:cx="http://schemas.microsoft.com/office/drawing/2014/chartex" xmlns:cx1="http://schemas.microsoft.com/office/drawing/2015/9/8/chartex" xmlns:cx2="http://schemas.microsoft.com/office/drawing/2015/10/21/chartex" xmlns:cx3="http://schemas.microsoft.com/office/drawing/2016/5/9/chartex" xmlns:cx4="http://schemas.microsoft.com/office/drawing/2016/5/10/chartex" xmlns:cx5="http://schemas.microsoft.com/office/drawing/2016/5/11/chartex" xmlns:cx6="http://schemas.microsoft.com/office/drawing/2016/5/12/chartex" xmlns:cx7="http://schemas.microsoft.com/office/drawing/2016/5/13/chartex" xmlns:cx8="http://schemas.microsoft.com/office/drawing/2016/5/14/chartex" xmlns:mc="http://schemas.openxmlformats.org/markup-compatibility/2006" xmlns:aink="http://schemas.microsoft.com/office/drawing/2016/ink" xmlns:am3d="http://schemas.microsoft.com/office/drawing/2017/model3d" xmlns:o="urn:schemas-microsoft-com:office:office" xmlns:r="http://schemas.openxmlformats.org/officeDocument/2006/relationships" xmlns:m="http://schemas.openxmlformats.org/officeDocument/2006/math" xmlns:v="urn:schemas-microsoft-com:vml" xmlns:wp14="http://schemas.microsoft.com/office/word/2010/wordprocessingDrawing" xmlns:wp="http://schemas.openxmlformats.org/drawingml/2006/wordprocessingDrawing" xmlns:w10="urn:schemas-microsoft-com:office:word" xmlns:w="http://schemas.openxmlformats.org/wordprocessingml/2006/main" xmlns:w14="http://schemas.microsoft.com/office/word/2010/wordml" xmlns:w15="http://schemas.microsoft.com/office/word/2012/wordml" xmlns:w16cex="http://schemas.microsoft.com/office/word/2018/wordml/cex" xmlns:w16cid="http://schemas.microsoft.com/office/word/2016/wordml/cid" xmlns:w16="http://schemas.microsoft.com/office/word/2018/wordml" xmlns:w16sdtdh="http://schemas.microsoft.com/office/word/2020/wordml/sdtdatahash" xmlns:w16se="http://schemas.microsoft.com/office/word/2015/wordml/symex" xmlns:wpg="http://schemas.microsoft.com/office/word/2010/wordprocessingGroup" xmlns:wpi="http://schemas.microsoft.com/office/word/2010/wordprocessingInk" xmlns:wne="http://schemas.microsoft.com/office/word/2006/wordml" xmlns:wps="http://schemas.microsoft.com/office/word/2010/wordprocessingShape" mc:Ignorable="w14 w15 w16se w16cid w16 w16cex w16sdtdh wp14">
   <w:body>
     <w:p>
-      <w:hyperlink r:id="rId4" w:history="1">
+      <w:pPr>
+        <w:spacing w:after="0"/>
+        <w:ind w:left="567" w:hanging="567"/>
+        <w:rPr>
+          <w:rFonts w:ascii="Calibri" w:eastAsia="Calibri" w:hAnsi="Calibri" w:cs="Calibri"/>
+          <w:color w:val="000000" w:themeColor="text1"/>
+          <w:szCs w:val="22"/>
+          <w:lang w:val="en-IN"/>
+        </w:rPr>
+      </w:pPr>
+      <w:r>
+        <w:rPr>
+          <w:b/>
+          <w:bCs/>
+          <w:u w:val="single"/>
+        </w:rPr>
+        <w:t>Aim :</w:t>
+      </w:r>
+      <w:r>
+        <w:t xml:space="preserve"> </w:t>
+      </w:r>
+      <w:r>
+        <w:rPr>
+          <w:rFonts w:ascii="Calibri" w:eastAsia="Calibri" w:hAnsi="Calibri" w:cs="Calibri"/>
+          <w:color w:val="000000" w:themeColor="text1"/>
+          <w:szCs w:val="22"/>
+          <w:lang w:val="en-IN"/>
+        </w:rPr>
+        <w:t>Develop a REST API that predicts a person’s risk of diabetes based on health parameters such as BMI, age, blood pressure, and glucose levels. The API should accept JSON input and return the predicted risk score or classification.</w:t>
+      </w:r>
+    </w:p>
+    <w:p>
+      <w:pPr>
+        <w:spacing w:after="0"/>
+        <w:ind w:left="567" w:hanging="567"/>
+        <w:rPr>
+          <w:rFonts w:ascii="Calibri" w:eastAsia="Calibri" w:hAnsi="Calibri" w:cs="Calibri"/>
+          <w:color w:val="000000" w:themeColor="text1"/>
+          <w:szCs w:val="22"/>
+        </w:rPr>
+      </w:pPr>
+    </w:p>
+    <w:p>
+      <w:pPr>
+        <w:spacing w:after="0"/>
+        <w:ind w:left="567" w:hanging="567"/>
+        <w:rPr>
+          <w:rFonts w:ascii="Calibri" w:eastAsia="Calibri" w:hAnsi="Calibri" w:cs="Calibri"/>
+          <w:color w:val="000000" w:themeColor="text1"/>
+          <w:szCs w:val="22"/>
+        </w:rPr>
+      </w:pPr>
+      <w:r>
+        <w:rPr>
+          <w:rFonts w:ascii="Calibri" w:eastAsia="Calibri" w:hAnsi="Calibri" w:cs="Calibri"/>
+          <w:color w:val="000000" w:themeColor="text1"/>
+          <w:szCs w:val="22"/>
+        </w:rPr>
+        <w:t xml:space="preserve">Requirement : </w:t>
+      </w:r>
+    </w:p>
+    <w:p>
+      <w:pPr>
+        <w:pStyle w:val="ListParagraph"/>
+        <w:numPr>
+          <w:ilvl w:val="0"/>
+          <w:numId w:val="1"/>
+        </w:numPr>
+        <w:spacing w:after="0"/>
+        <w:rPr>
+          <w:rFonts w:ascii="Calibri" w:eastAsia="Calibri" w:hAnsi="Calibri" w:cs="Calibri"/>
+          <w:color w:val="000000" w:themeColor="text1"/>
+          <w:szCs w:val="22"/>
+        </w:rPr>
+      </w:pPr>
+      <w:r>
+        <w:rPr>
+          <w:rFonts w:ascii="Calibri" w:eastAsia="Calibri" w:hAnsi="Calibri" w:cs="Calibri"/>
+          <w:color w:val="000000" w:themeColor="text1"/>
+          <w:szCs w:val="22"/>
+        </w:rPr>
+        <w:t xml:space="preserve">Working Compute System </w:t>
+      </w:r>
+    </w:p>
+    <w:p>
+      <w:pPr>
+        <w:pStyle w:val="ListParagraph"/>
+        <w:numPr>
+          <w:ilvl w:val="0"/>
+          <w:numId w:val="1"/>
+        </w:numPr>
+        <w:spacing w:after="0"/>
+        <w:rPr>
+          <w:rFonts w:ascii="Calibri" w:eastAsia="Calibri" w:hAnsi="Calibri" w:cs="Calibri"/>
+          <w:color w:val="000000" w:themeColor="text1"/>
+          <w:szCs w:val="22"/>
+        </w:rPr>
+      </w:pPr>
+      <w:r>
+        <w:rPr>
+          <w:rFonts w:ascii="Calibri" w:eastAsia="Calibri" w:hAnsi="Calibri" w:cs="Calibri"/>
+          <w:color w:val="000000" w:themeColor="text1"/>
+          <w:szCs w:val="22"/>
+        </w:rPr>
+        <w:t>Installed Python</w:t>
+      </w:r>
+    </w:p>
+    <w:p>
+      <w:pPr>
+        <w:pStyle w:val="ListParagraph"/>
+        <w:numPr>
+          <w:ilvl w:val="0"/>
+          <w:numId w:val="1"/>
+        </w:numPr>
+        <w:spacing w:after="0"/>
+        <w:rPr>
+          <w:rFonts w:ascii="Calibri" w:eastAsia="Calibri" w:hAnsi="Calibri" w:cs="Calibri"/>
+          <w:color w:val="000000" w:themeColor="text1"/>
+          <w:szCs w:val="22"/>
+        </w:rPr>
+      </w:pPr>
+      <w:r>
+        <w:rPr>
+          <w:rFonts w:ascii="Calibri" w:eastAsia="Calibri" w:hAnsi="Calibri" w:cs="Calibri"/>
+          <w:color w:val="000000" w:themeColor="text1"/>
+          <w:szCs w:val="22"/>
+        </w:rPr>
+        <w:t>Installed IDE like vs code</w:t>
+      </w:r>
+    </w:p>
+    <w:p>
+      <w:pPr>
+        <w:pStyle w:val="ListParagraph"/>
+        <w:numPr>
+          <w:ilvl w:val="0"/>
+          <w:numId w:val="1"/>
+        </w:numPr>
+        <w:spacing w:after="0"/>
+        <w:rPr>
+          <w:rFonts w:ascii="Calibri" w:eastAsia="Calibri" w:hAnsi="Calibri" w:cs="Calibri"/>
+          <w:color w:val="000000" w:themeColor="text1"/>
+          <w:szCs w:val="22"/>
+        </w:rPr>
+      </w:pPr>
+      <w:r>
+        <w:rPr>
+          <w:rFonts w:ascii="Calibri" w:eastAsia="Calibri" w:hAnsi="Calibri" w:cs="Calibri"/>
+          <w:color w:val="000000" w:themeColor="text1"/>
+          <w:szCs w:val="22"/>
+        </w:rPr>
+        <w:t>Dataset to work with</w:t>
+      </w:r>
+    </w:p>
+    <w:p>
+      <w:pPr>
+        <w:spacing w:after="0"/>
+        <w:rPr>
+          <w:rFonts w:ascii="Calibri" w:eastAsia="Calibri" w:hAnsi="Calibri" w:cs="Calibri"/>
+          <w:color w:val="000000" w:themeColor="text1"/>
+          <w:szCs w:val="22"/>
+        </w:rPr>
+      </w:pPr>
+    </w:p>
+    <w:p>
+      <w:pPr>
+        <w:spacing w:after="0"/>
+        <w:rPr>
+          <w:rFonts w:ascii="Calibri" w:eastAsia="Calibri" w:hAnsi="Calibri" w:cs="Calibri"/>
+          <w:b/>
+          <w:bCs/>
+          <w:color w:val="000000" w:themeColor="text1"/>
+          <w:szCs w:val="22"/>
+          <w:u w:val="single"/>
+        </w:rPr>
+      </w:pPr>
+      <w:r>
+        <w:rPr>
+          <w:rFonts w:ascii="Calibri" w:eastAsia="Calibri" w:hAnsi="Calibri" w:cs="Calibri"/>
+          <w:b/>
+          <w:bCs/>
+          <w:color w:val="000000" w:themeColor="text1"/>
+          <w:szCs w:val="22"/>
+          <w:u w:val="single"/>
+        </w:rPr>
+        <w:t>Steps:</w:t>
+      </w:r>
+    </w:p>
+    <w:p>
+      <w:pPr>
+        <w:pStyle w:val="ListParagraph"/>
+        <w:numPr>
+          <w:ilvl w:val="0"/>
+          <w:numId w:val="2"/>
+        </w:numPr>
+        <w:spacing w:after="0"/>
+        <w:ind w:left="993"/>
+        <w:rPr>
+          <w:rFonts w:ascii="Calibri" w:eastAsia="Calibri" w:hAnsi="Calibri" w:cs="Calibri"/>
+          <w:color w:val="000000" w:themeColor="text1"/>
+          <w:szCs w:val="22"/>
+        </w:rPr>
+      </w:pPr>
+      <w:r>
+        <w:rPr>
+          <w:rFonts w:ascii="Calibri" w:eastAsia="Calibri" w:hAnsi="Calibri" w:cs="Calibri"/>
+          <w:color w:val="000000" w:themeColor="text1"/>
+          <w:szCs w:val="22"/>
+        </w:rPr>
+        <w:t xml:space="preserve">First open the </w:t>
+      </w:r>
+      <w:r>
+        <w:rPr>
+          <w:rFonts w:ascii="Calibri" w:eastAsia="Calibri" w:hAnsi="Calibri" w:cs="Calibri"/>
+          <w:color w:val="000000" w:themeColor="text1"/>
+          <w:szCs w:val="22"/>
+        </w:rPr>
+        <w:t>vs code create the folder and Clone the Github Repository using code : git clone and repository link</w:t>
+      </w:r>
+    </w:p>
+    <w:p>
+      <w:pPr>
+        <w:pStyle w:val="ListParagraph"/>
+        <w:numPr>
+          <w:ilvl w:val="0"/>
+          <w:numId w:val="2"/>
+        </w:numPr>
+        <w:spacing w:after="0"/>
+        <w:ind w:left="993"/>
+        <w:rPr>
+          <w:rFonts w:ascii="Calibri" w:eastAsia="Calibri" w:hAnsi="Calibri" w:cs="Calibri"/>
+          <w:color w:val="000000" w:themeColor="text1"/>
+          <w:szCs w:val="22"/>
+        </w:rPr>
+      </w:pPr>
+    </w:p>
+    <w:p>
+      <w:pPr>
+        <w:spacing w:line="240" w:lineRule="auto"/>
+      </w:pPr>
+    </w:p>
+    <w:p>
+      <w:hyperlink r:id="rId5" w:history="1">
         <w:r>
           <w:rPr>
             <w:rStyle w:val="Hyperlink"/>
@@ -31,7 +272,7 @@
                     <pic:cNvPicPr/>
                   </pic:nvPicPr>
                   <pic:blipFill>
-                    <a:blip r:embed="rId5"/>
+                    <a:blip r:embed="rId6"/>
                     <a:stretch>
                       <a:fillRect/>
                     </a:stretch>
@@ -54,6 +295,7 @@
     </w:p>
     <w:p>
       <w:r>
+        <w:lastRenderedPageBreak/>
         <w:drawing>
           <wp:inline distT="0" distB="0" distL="0" distR="0" wp14:anchorId="50D44BA2" wp14:editId="5CCE192C">
             <wp:extent cx="5943600" cy="3342005"/>
@@ -70,7 +312,7 @@
                     <pic:cNvPicPr/>
                   </pic:nvPicPr>
                   <pic:blipFill>
-                    <a:blip r:embed="rId6"/>
+                    <a:blip r:embed="rId7"/>
                     <a:stretch>
                       <a:fillRect/>
                     </a:stretch>
@@ -94,7 +336,6 @@
     <w:p/>
     <w:p>
       <w:r>
-        <w:lastRenderedPageBreak/>
         <w:drawing>
           <wp:inline distT="0" distB="0" distL="0" distR="0" wp14:anchorId="0DB33A87" wp14:editId="3C8881CB">
             <wp:extent cx="5943600" cy="3338830"/>
@@ -111,7 +352,7 @@
                     <pic:cNvPicPr/>
                   </pic:nvPicPr>
                   <pic:blipFill>
-                    <a:blip r:embed="rId7"/>
+                    <a:blip r:embed="rId8"/>
                     <a:stretch>
                       <a:fillRect/>
                     </a:stretch>
@@ -140,6 +381,195 @@
     </w:sectPr>
   </w:body>
 </w:document>
+</file>
+
+<file path=word/numbering.xml><?xml version="1.0" encoding="utf-8"?>
+<w:numbering xmlns:wpc="http://schemas.microsoft.com/office/word/2010/wordprocessingCanvas" xmlns:cx="http://schemas.microsoft.com/office/drawing/2014/chartex" xmlns:cx1="http://schemas.microsoft.com/office/drawing/2015/9/8/chartex" xmlns:cx2="http://schemas.microsoft.com/office/drawing/2015/10/21/chartex" xmlns:cx3="http://schemas.microsoft.com/office/drawing/2016/5/9/chartex" xmlns:cx4="http://schemas.microsoft.com/office/drawing/2016/5/10/chartex" xmlns:cx5="http://schemas.microsoft.com/office/drawing/2016/5/11/chartex" xmlns:cx6="http://schemas.microsoft.com/office/drawing/2016/5/12/chartex" xmlns:cx7="http://schemas.microsoft.com/office/drawing/2016/5/13/chartex" xmlns:cx8="http://schemas.microsoft.com/office/drawing/2016/5/14/chartex" xmlns:mc="http://schemas.openxmlformats.org/markup-compatibility/2006" xmlns:aink="http://schemas.microsoft.com/office/drawing/2016/ink" xmlns:am3d="http://schemas.microsoft.com/office/drawing/2017/model3d" xmlns:o="urn:schemas-microsoft-com:office:office" xmlns:r="http://schemas.openxmlformats.org/officeDocument/2006/relationships" xmlns:m="http://schemas.openxmlformats.org/officeDocument/2006/math" xmlns:v="urn:schemas-microsoft-com:vml" xmlns:wp14="http://schemas.microsoft.com/office/word/2010/wordprocessingDrawing" xmlns:wp="http://schemas.openxmlformats.org/drawingml/2006/wordprocessingDrawing" xmlns:w10="urn:schemas-microsoft-com:office:word" xmlns:w="http://schemas.openxmlformats.org/wordprocessingml/2006/main" xmlns:w14="http://schemas.microsoft.com/office/word/2010/wordml" xmlns:w15="http://schemas.microsoft.com/office/word/2012/wordml" xmlns:w16cex="http://schemas.microsoft.com/office/word/2018/wordml/cex" xmlns:w16cid="http://schemas.microsoft.com/office/word/2016/wordml/cid" xmlns:w16="http://schemas.microsoft.com/office/word/2018/wordml" xmlns:w16sdtdh="http://schemas.microsoft.com/office/word/2020/wordml/sdtdatahash" xmlns:w16se="http://schemas.microsoft.com/office/word/2015/wordml/symex" xmlns:wpg="http://schemas.microsoft.com/office/word/2010/wordprocessingGroup" xmlns:wpi="http://schemas.microsoft.com/office/word/2010/wordprocessingInk" xmlns:wne="http://schemas.microsoft.com/office/word/2006/wordml" xmlns:wps="http://schemas.microsoft.com/office/word/2010/wordprocessingShape" mc:Ignorable="w14 w15 w16se w16cid w16 w16cex w16sdtdh wp14">
+  <w:abstractNum w:abstractNumId="0" w15:restartNumberingAfterBreak="0">
+    <w:nsid w:val="4ED16DDA"/>
+    <w:multiLevelType w:val="hybridMultilevel"/>
+    <w:tmpl w:val="791A3D2E"/>
+    <w:lvl w:ilvl="0" w:tplc="391685A4">
+      <w:start w:val="1"/>
+      <w:numFmt w:val="decimal"/>
+      <w:lvlText w:val="%1."/>
+      <w:lvlJc w:val="left"/>
+      <w:pPr>
+        <w:ind w:left="930" w:hanging="360"/>
+      </w:pPr>
+      <w:rPr>
+        <w:rFonts w:hint="default"/>
+      </w:rPr>
+    </w:lvl>
+    <w:lvl w:ilvl="1" w:tplc="40090019" w:tentative="1">
+      <w:start w:val="1"/>
+      <w:numFmt w:val="lowerLetter"/>
+      <w:lvlText w:val="%2."/>
+      <w:lvlJc w:val="left"/>
+      <w:pPr>
+        <w:ind w:left="1650" w:hanging="360"/>
+      </w:pPr>
+    </w:lvl>
+    <w:lvl w:ilvl="2" w:tplc="4009001B" w:tentative="1">
+      <w:start w:val="1"/>
+      <w:numFmt w:val="lowerRoman"/>
+      <w:lvlText w:val="%3."/>
+      <w:lvlJc w:val="right"/>
+      <w:pPr>
+        <w:ind w:left="2370" w:hanging="180"/>
+      </w:pPr>
+    </w:lvl>
+    <w:lvl w:ilvl="3" w:tplc="4009000F" w:tentative="1">
+      <w:start w:val="1"/>
+      <w:numFmt w:val="decimal"/>
+      <w:lvlText w:val="%4."/>
+      <w:lvlJc w:val="left"/>
+      <w:pPr>
+        <w:ind w:left="3090" w:hanging="360"/>
+      </w:pPr>
+    </w:lvl>
+    <w:lvl w:ilvl="4" w:tplc="40090019" w:tentative="1">
+      <w:start w:val="1"/>
+      <w:numFmt w:val="lowerLetter"/>
+      <w:lvlText w:val="%5."/>
+      <w:lvlJc w:val="left"/>
+      <w:pPr>
+        <w:ind w:left="3810" w:hanging="360"/>
+      </w:pPr>
+    </w:lvl>
+    <w:lvl w:ilvl="5" w:tplc="4009001B" w:tentative="1">
+      <w:start w:val="1"/>
+      <w:numFmt w:val="lowerRoman"/>
+      <w:lvlText w:val="%6."/>
+      <w:lvlJc w:val="right"/>
+      <w:pPr>
+        <w:ind w:left="4530" w:hanging="180"/>
+      </w:pPr>
+    </w:lvl>
+    <w:lvl w:ilvl="6" w:tplc="4009000F" w:tentative="1">
+      <w:start w:val="1"/>
+      <w:numFmt w:val="decimal"/>
+      <w:lvlText w:val="%7."/>
+      <w:lvlJc w:val="left"/>
+      <w:pPr>
+        <w:ind w:left="5250" w:hanging="360"/>
+      </w:pPr>
+    </w:lvl>
+    <w:lvl w:ilvl="7" w:tplc="40090019" w:tentative="1">
+      <w:start w:val="1"/>
+      <w:numFmt w:val="lowerLetter"/>
+      <w:lvlText w:val="%8."/>
+      <w:lvlJc w:val="left"/>
+      <w:pPr>
+        <w:ind w:left="5970" w:hanging="360"/>
+      </w:pPr>
+    </w:lvl>
+    <w:lvl w:ilvl="8" w:tplc="4009001B" w:tentative="1">
+      <w:start w:val="1"/>
+      <w:numFmt w:val="lowerRoman"/>
+      <w:lvlText w:val="%9."/>
+      <w:lvlJc w:val="right"/>
+      <w:pPr>
+        <w:ind w:left="6690" w:hanging="180"/>
+      </w:pPr>
+    </w:lvl>
+  </w:abstractNum>
+  <w:abstractNum w:abstractNumId="1" w15:restartNumberingAfterBreak="0">
+    <w:nsid w:val="65EF5D0A"/>
+    <w:multiLevelType w:val="hybridMultilevel"/>
+    <w:tmpl w:val="34DEB140"/>
+    <w:lvl w:ilvl="0" w:tplc="391685A4">
+      <w:start w:val="1"/>
+      <w:numFmt w:val="decimal"/>
+      <w:lvlText w:val="%1."/>
+      <w:lvlJc w:val="left"/>
+      <w:pPr>
+        <w:ind w:left="1650" w:hanging="360"/>
+      </w:pPr>
+      <w:rPr>
+        <w:rFonts w:hint="default"/>
+      </w:rPr>
+    </w:lvl>
+    <w:lvl w:ilvl="1" w:tplc="40090019" w:tentative="1">
+      <w:start w:val="1"/>
+      <w:numFmt w:val="lowerLetter"/>
+      <w:lvlText w:val="%2."/>
+      <w:lvlJc w:val="left"/>
+      <w:pPr>
+        <w:ind w:left="2160" w:hanging="360"/>
+      </w:pPr>
+    </w:lvl>
+    <w:lvl w:ilvl="2" w:tplc="4009001B" w:tentative="1">
+      <w:start w:val="1"/>
+      <w:numFmt w:val="lowerRoman"/>
+      <w:lvlText w:val="%3."/>
+      <w:lvlJc w:val="right"/>
+      <w:pPr>
+        <w:ind w:left="2880" w:hanging="180"/>
+      </w:pPr>
+    </w:lvl>
+    <w:lvl w:ilvl="3" w:tplc="4009000F" w:tentative="1">
+      <w:start w:val="1"/>
+      <w:numFmt w:val="decimal"/>
+      <w:lvlText w:val="%4."/>
+      <w:lvlJc w:val="left"/>
+      <w:pPr>
+        <w:ind w:left="3600" w:hanging="360"/>
+      </w:pPr>
+    </w:lvl>
+    <w:lvl w:ilvl="4" w:tplc="40090019" w:tentative="1">
+      <w:start w:val="1"/>
+      <w:numFmt w:val="lowerLetter"/>
+      <w:lvlText w:val="%5."/>
+      <w:lvlJc w:val="left"/>
+      <w:pPr>
+        <w:ind w:left="4320" w:hanging="360"/>
+      </w:pPr>
+    </w:lvl>
+    <w:lvl w:ilvl="5" w:tplc="4009001B" w:tentative="1">
+      <w:start w:val="1"/>
+      <w:numFmt w:val="lowerRoman"/>
+      <w:lvlText w:val="%6."/>
+      <w:lvlJc w:val="right"/>
+      <w:pPr>
+        <w:ind w:left="5040" w:hanging="180"/>
+      </w:pPr>
+    </w:lvl>
+    <w:lvl w:ilvl="6" w:tplc="4009000F" w:tentative="1">
+      <w:start w:val="1"/>
+      <w:numFmt w:val="decimal"/>
+      <w:lvlText w:val="%7."/>
+      <w:lvlJc w:val="left"/>
+      <w:pPr>
+        <w:ind w:left="5760" w:hanging="360"/>
+      </w:pPr>
+    </w:lvl>
+    <w:lvl w:ilvl="7" w:tplc="40090019" w:tentative="1">
+      <w:start w:val="1"/>
+      <w:numFmt w:val="lowerLetter"/>
+      <w:lvlText w:val="%8."/>
+      <w:lvlJc w:val="left"/>
+      <w:pPr>
+        <w:ind w:left="6480" w:hanging="360"/>
+      </w:pPr>
+    </w:lvl>
+    <w:lvl w:ilvl="8" w:tplc="4009001B" w:tentative="1">
+      <w:start w:val="1"/>
+      <w:numFmt w:val="lowerRoman"/>
+      <w:lvlText w:val="%9."/>
+      <w:lvlJc w:val="right"/>
+      <w:pPr>
+        <w:ind w:left="7200" w:hanging="180"/>
+      </w:pPr>
+    </w:lvl>
+  </w:abstractNum>
+  <w:num w:numId="1">
+    <w:abstractNumId w:val="0"/>
+  </w:num>
+  <w:num w:numId="2">
+    <w:abstractNumId w:val="1"/>
+  </w:num>
+</w:numbering>
 </file>
 
 <file path=word/styles.xml><?xml version="1.0" encoding="utf-8"?>
@@ -593,6 +1023,17 @@
       <w:shd w:val="clear" w:color="auto" w:fill="E1DFDD"/>
     </w:rPr>
   </w:style>
+  <w:style w:type="paragraph" w:styleId="ListParagraph">
+    <w:name w:val="List Paragraph"/>
+    <w:basedOn w:val="Normal"/>
+    <w:uiPriority w:val="34"/>
+    <w:qFormat/>
+    <w:rsid w:val="00A06BAE"/>
+    <w:pPr>
+      <w:ind w:left="720"/>
+      <w:contextualSpacing/>
+    </w:pPr>
+  </w:style>
 </w:styles>
 </file>
 
